--- a/docs-SaborExpress/11_Referencias_bibliograficas_SaborExpress.docx
+++ b/docs-SaborExpress/11_Referencias_bibliograficas_SaborExpress.docx
@@ -4,21 +4,75 @@
   <w:body>
     <w:p>
       <w:pPr>
-        <w:spacing w:before="3100" w:line="480" w:lineRule="auto"/>
+        <w:spacing w:before="1100"/>
+        <w:jc w:val="center"/>
+      </w:pPr>
+      <w:r>
+        <w:drawing>
+          <wp:inline>
+            <wp:extent cx="4389120" cy="2501042"/>
+            <wp:docPr id="1" name="Picture 1"/>
+            <wp:cNvGraphicFramePr>
+              <a:graphicFrameLocks noChangeAspect="1"/>
+            </wp:cNvGraphicFramePr>
+            <a:graphic>
+              <a:graphicData uri="http://schemas.openxmlformats.org/drawingml/2006/picture">
+                <pic:pic>
+                  <pic:nvPicPr>
+                    <pic:cNvPr id="0" name="SaborExpress_logo_transparente.png"/>
+                    <pic:cNvPicPr/>
+                  </pic:nvPicPr>
+                  <pic:blipFill>
+                    <a:blip r:embed="rId9"/>
+                    <a:stretch>
+                      <a:fillRect/>
+                    </a:stretch>
+                  </pic:blipFill>
+                  <pic:spPr>
+                    <a:xfrm>
+                      <a:off x="0" y="0"/>
+                      <a:ext cx="4389120" cy="2501042"/>
+                    </a:xfrm>
+                    <a:prstGeom prst="rect"/>
+                  </pic:spPr>
+                </pic:pic>
+              </a:graphicData>
+            </a:graphic>
+          </wp:inline>
+        </w:drawing>
+      </w:r>
+    </w:p>
+    <w:p>
+      <w:pPr>
+        <w:spacing w:before="900" w:after="500"/>
         <w:jc w:val="center"/>
       </w:pPr>
       <w:r>
         <w:rPr>
           <w:rFonts w:ascii="Times New Roman" w:hAnsi="Times New Roman"/>
           <w:b/>
-          <w:sz w:val="28"/>
+          <w:sz w:val="34"/>
         </w:rPr>
         <w:t>11 Referencias bibliograficas SaborExpress</w:t>
       </w:r>
     </w:p>
     <w:p>
       <w:pPr>
-        <w:spacing w:line="480" w:lineRule="auto"/>
+        <w:spacing w:after="160"/>
+        <w:jc w:val="center"/>
+      </w:pPr>
+      <w:r>
+        <w:rPr>
+          <w:rFonts w:ascii="Times New Roman" w:hAnsi="Times New Roman"/>
+          <w:b/>
+          <w:sz w:val="24"/>
+        </w:rPr>
+        <w:t>SABOREXPRESS — PROYECTO DE SOFTWARE</w:t>
+      </w:r>
+    </w:p>
+    <w:p>
+      <w:pPr>
+        <w:spacing w:after="160"/>
         <w:jc w:val="center"/>
       </w:pPr>
       <w:r>
@@ -26,12 +80,12 @@
           <w:rFonts w:ascii="Times New Roman" w:hAnsi="Times New Roman"/>
           <w:sz w:val="24"/>
         </w:rPr>
-        <w:t>Equipo de desarrollo SaborExpress</w:t>
-      </w:r>
-    </w:p>
-    <w:p>
-      <w:pPr>
-        <w:spacing w:line="480" w:lineRule="auto"/>
+        <w:t>Yerson Stiven Cuellar Rubiano</w:t>
+      </w:r>
+    </w:p>
+    <w:p>
+      <w:pPr>
+        <w:spacing w:after="160"/>
         <w:jc w:val="center"/>
       </w:pPr>
       <w:r>
@@ -39,12 +93,12 @@
           <w:rFonts w:ascii="Times New Roman" w:hAnsi="Times New Roman"/>
           <w:sz w:val="24"/>
         </w:rPr>
-        <w:t>Filiación institucional y autores individuales: por confirmar</w:t>
-      </w:r>
-    </w:p>
-    <w:p>
-      <w:pPr>
-        <w:spacing w:line="480" w:lineRule="auto"/>
+        <w:t>Ficha de formación: 3145555</w:t>
+      </w:r>
+    </w:p>
+    <w:p>
+      <w:pPr>
+        <w:spacing w:after="160"/>
         <w:jc w:val="center"/>
       </w:pPr>
       <w:r>
@@ -52,12 +106,12 @@
           <w:rFonts w:ascii="Times New Roman" w:hAnsi="Times New Roman"/>
           <w:sz w:val="24"/>
         </w:rPr>
-        <w:t>Estudio académico de ingeniería de software y documentación</w:t>
-      </w:r>
-    </w:p>
-    <w:p>
-      <w:pPr>
-        <w:spacing w:line="480" w:lineRule="auto"/>
+        <w:t>Expediente técnico y académico — APA 7</w:t>
+      </w:r>
+    </w:p>
+    <w:p>
+      <w:pPr>
+        <w:spacing w:after="160"/>
         <w:jc w:val="center"/>
       </w:pPr>
       <w:r>
@@ -69,35 +123,96 @@
       </w:r>
     </w:p>
     <w:p>
+      <w:pPr>
+        <w:spacing w:before="600"/>
+        <w:jc w:val="center"/>
+      </w:pPr>
+      <w:r>
+        <w:rPr>
+          <w:i/>
+        </w:rPr>
+        <w:t>Fuente documental: repositorios SaborExpressBack, SaborExpressWeb y SaborExpressMovil.</w:t>
+        <w:br/>
+        <w:t>Las pruebas no ejecutadas se identifican como pendientes.</w:t>
+      </w:r>
+    </w:p>
+    <w:p>
       <w:r>
         <w:br w:type="page"/>
       </w:r>
     </w:p>
-    <w:bookmarkStart w:id="21" w:name="Xb705c346323d9b55e643596f4ce529172e34199"/>
+    <w:bookmarkStart w:id="22" w:name="Xb705c346323d9b55e643596f4ce529172e34199"/>
     <w:p>
       <w:pPr>
         <w:pStyle w:val="Heading1"/>
         <w:keepNext/>
-        <w:ind w:firstLine="0"/>
-      </w:pPr>
-      <w:r>
-        <w:rPr>
-          <w:color w:val="000000"/>
-        </w:rPr>
+        <w:spacing w:line="264" w:lineRule="auto"/>
+      </w:pPr>
+      <w:r>
         <w:t xml:space="preserve">Referencias bibliográficas verificadas — SaborExpress</w:t>
       </w:r>
     </w:p>
     <w:p>
       <w:pPr>
         <w:pStyle w:val="FirstParagraph"/>
-        <w:spacing w:line="480" w:lineRule="auto" w:after="0"/>
-        <w:ind w:firstLine="720"/>
+        <w:spacing w:line="396" w:lineRule="auto" w:after="100"/>
       </w:pPr>
       <w:r>
         <w:rPr>
           <w:b/>
           <w:bCs/>
         </w:rPr>
+        <w:t xml:space="preserve">Integrante:</w:t>
+      </w:r>
+      <w:r>
+        <w:t xml:space="preserve"> </w:t>
+      </w:r>
+      <w:r>
+        <w:t xml:space="preserve">Yerson Stiven Cuellar Rubiano ·</w:t>
+      </w:r>
+      <w:r>
+        <w:t xml:space="preserve"> </w:t>
+      </w:r>
+      <w:r>
+        <w:rPr>
+          <w:b/>
+          <w:bCs/>
+        </w:rPr>
+        <w:t xml:space="preserve">Ficha:</w:t>
+      </w:r>
+      <w:r>
+        <w:t xml:space="preserve"> </w:t>
+      </w:r>
+      <w:r>
+        <w:t xml:space="preserve">3145555 ·</w:t>
+      </w:r>
+      <w:r>
+        <w:t xml:space="preserve"> </w:t>
+      </w:r>
+      <w:r>
+        <w:rPr>
+          <w:b/>
+          <w:bCs/>
+        </w:rPr>
+        <w:t xml:space="preserve">Fecha:</w:t>
+      </w:r>
+      <w:r>
+        <w:t xml:space="preserve"> </w:t>
+      </w:r>
+      <w:r>
+        <w:t xml:space="preserve">14 de octubre de 2026.</w:t>
+      </w:r>
+    </w:p>
+    <w:p>
+      <w:pPr>
+        <w:pStyle w:val="BodyText"/>
+        <w:spacing w:line="396" w:lineRule="auto" w:after="100"/>
+      </w:pPr>
+      <w:r>
+        <w:rPr>
+          <w:b/>
+          <w:bCs/>
+        </w:rPr>
         <w:t xml:space="preserve">Sistema de citación:</w:t>
       </w:r>
       <w:r>
@@ -110,8 +225,7 @@
     <w:p>
       <w:pPr>
         <w:pStyle w:val="BodyText"/>
-        <w:spacing w:line="480" w:lineRule="auto" w:after="0"/>
-        <w:ind w:firstLine="720"/>
+        <w:spacing w:line="396" w:lineRule="auto" w:after="100"/>
       </w:pPr>
       <w:r>
         <w:t xml:space="preserve">Davis, F. D. (1989). Perceived usefulness, perceived ease of use, and user acceptance of information technology.</w:t>
@@ -133,8 +247,7 @@
     <w:p>
       <w:pPr>
         <w:pStyle w:val="BodyText"/>
-        <w:spacing w:line="480" w:lineRule="auto" w:after="0"/>
-        <w:ind w:firstLine="720"/>
+        <w:spacing w:line="396" w:lineRule="auto" w:after="100"/>
       </w:pPr>
       <w:r>
         <w:t xml:space="preserve">Expo. (s. f.).</w:t>
@@ -156,8 +269,7 @@
     <w:p>
       <w:pPr>
         <w:pStyle w:val="BodyText"/>
-        <w:spacing w:line="480" w:lineRule="auto" w:after="0"/>
-        <w:ind w:firstLine="720"/>
+        <w:spacing w:line="396" w:lineRule="auto" w:after="80"/>
       </w:pPr>
       <w:r>
         <w:t xml:space="preserve">Fakfare, P. (2021). Influence of service attributes of food delivery application on customers’ satisfaction and their behavioural responses: The IPMA approach.</w:t>
@@ -179,8 +291,7 @@
     <w:p>
       <w:pPr>
         <w:pStyle w:val="BodyText"/>
-        <w:spacing w:line="480" w:lineRule="auto" w:after="0"/>
-        <w:ind w:firstLine="720"/>
+        <w:spacing w:line="396" w:lineRule="auto" w:after="100"/>
       </w:pPr>
       <w:r>
         <w:t xml:space="preserve">Fielding, R., Nottingham, M., &amp; Reschke, J. (2022).</w:t>
@@ -205,8 +316,7 @@
     <w:p>
       <w:pPr>
         <w:pStyle w:val="BodyText"/>
-        <w:spacing w:line="480" w:lineRule="auto" w:after="0"/>
-        <w:ind w:firstLine="720"/>
+        <w:spacing w:line="396" w:lineRule="auto" w:after="80"/>
       </w:pPr>
       <w:r>
         <w:t xml:space="preserve">García-Umaña, A., Bernal-Peralta, J., Cevallos Uve, G. E., Alcívar Chávez, A. C., Córdoba, É. F., &amp; Beserra, V. (2026). Continuance intention in online food delivery platforms in Colombia: Extending UTAUT2 with delivery trust and food quality perception.</w:t>
@@ -228,8 +338,7 @@
     <w:p>
       <w:pPr>
         <w:pStyle w:val="BodyText"/>
-        <w:spacing w:line="480" w:lineRule="auto" w:after="0"/>
-        <w:ind w:firstLine="720"/>
+        <w:spacing w:line="396" w:lineRule="auto" w:after="100"/>
       </w:pPr>
       <w:r>
         <w:t xml:space="preserve">GitHub. (s. f.).</w:t>
@@ -251,8 +360,7 @@
     <w:p>
       <w:pPr>
         <w:pStyle w:val="BodyText"/>
-        <w:spacing w:line="480" w:lineRule="auto" w:after="0"/>
-        <w:ind w:firstLine="720"/>
+        <w:spacing w:line="396" w:lineRule="auto" w:after="100"/>
       </w:pPr>
       <w:r>
         <w:t xml:space="preserve">ISO/IEC. (2023).</w:t>
@@ -274,8 +382,7 @@
     <w:p>
       <w:pPr>
         <w:pStyle w:val="BodyText"/>
-        <w:spacing w:line="480" w:lineRule="auto" w:after="0"/>
-        <w:ind w:firstLine="720"/>
+        <w:spacing w:line="396" w:lineRule="auto" w:after="100"/>
       </w:pPr>
       <w:r>
         <w:t xml:space="preserve">ISO/IEC/IEEE. (2018).</w:t>
@@ -297,8 +404,7 @@
     <w:p>
       <w:pPr>
         <w:pStyle w:val="BodyText"/>
-        <w:spacing w:line="480" w:lineRule="auto" w:after="0"/>
-        <w:ind w:firstLine="720"/>
+        <w:spacing w:line="396" w:lineRule="auto" w:after="100"/>
       </w:pPr>
       <w:r>
         <w:t xml:space="preserve">Jones, M., Bradley, J., &amp; Sakimura, N. (2015).</w:t>
@@ -323,8 +429,7 @@
     <w:p>
       <w:pPr>
         <w:pStyle w:val="BodyText"/>
-        <w:spacing w:line="480" w:lineRule="auto" w:after="0"/>
-        <w:ind w:firstLine="720"/>
+        <w:spacing w:line="396" w:lineRule="auto" w:after="80"/>
       </w:pPr>
       <w:r>
         <w:t xml:space="preserve">Kitchenham, B., &amp; Charters, S. (2007).</w:t>
@@ -349,8 +454,7 @@
     <w:p>
       <w:pPr>
         <w:pStyle w:val="BodyText"/>
-        <w:spacing w:line="480" w:lineRule="auto" w:after="0"/>
-        <w:ind w:firstLine="720"/>
+        <w:spacing w:line="396" w:lineRule="auto" w:after="80"/>
       </w:pPr>
       <w:r>
         <w:t xml:space="preserve">Koay, K. Y., Cheah, C. W., &amp; Chang, Y. X. (2022). A model of online food delivery service quality, customer satisfaction and customer loyalty: A combination of PLS-SEM and NCA approaches.</w:t>
@@ -372,8 +476,7 @@
     <w:p>
       <w:pPr>
         <w:pStyle w:val="BodyText"/>
-        <w:spacing w:line="480" w:lineRule="auto" w:after="0"/>
-        <w:ind w:firstLine="720"/>
+        <w:spacing w:line="396" w:lineRule="auto" w:after="100"/>
       </w:pPr>
       <w:r>
         <w:t xml:space="preserve">Kruchten, P. (1995). The 4+1 view model of architecture.</w:t>
@@ -395,8 +498,7 @@
     <w:p>
       <w:pPr>
         <w:pStyle w:val="BodyText"/>
-        <w:spacing w:line="480" w:lineRule="auto" w:after="0"/>
-        <w:ind w:firstLine="720"/>
+        <w:spacing w:line="396" w:lineRule="auto" w:after="100"/>
       </w:pPr>
       <w:r>
         <w:t xml:space="preserve">Microsoft. (s. f.).</w:t>
@@ -418,8 +520,7 @@
     <w:p>
       <w:pPr>
         <w:pStyle w:val="BodyText"/>
-        <w:spacing w:line="480" w:lineRule="auto" w:after="0"/>
-        <w:ind w:firstLine="720"/>
+        <w:spacing w:line="396" w:lineRule="auto" w:after="100"/>
       </w:pPr>
       <w:r>
         <w:t xml:space="preserve">Microsoft. (s. f.).</w:t>
@@ -441,8 +542,7 @@
     <w:p>
       <w:pPr>
         <w:pStyle w:val="BodyText"/>
-        <w:spacing w:line="480" w:lineRule="auto" w:after="0"/>
-        <w:ind w:firstLine="720"/>
+        <w:spacing w:line="396" w:lineRule="auto" w:after="100"/>
       </w:pPr>
       <w:r>
         <w:t xml:space="preserve">Microsoft. (s. f.).</w:t>
@@ -464,8 +564,7 @@
     <w:p>
       <w:pPr>
         <w:pStyle w:val="BodyText"/>
-        <w:spacing w:line="480" w:lineRule="auto" w:after="0"/>
-        <w:ind w:firstLine="720"/>
+        <w:spacing w:line="396" w:lineRule="auto" w:after="100"/>
       </w:pPr>
       <w:r>
         <w:t xml:space="preserve">Next.js. (s. f.).</w:t>
@@ -487,8 +586,7 @@
     <w:p>
       <w:pPr>
         <w:pStyle w:val="BodyText"/>
-        <w:spacing w:line="480" w:lineRule="auto" w:after="0"/>
-        <w:ind w:firstLine="720"/>
+        <w:spacing w:line="396" w:lineRule="auto" w:after="100"/>
       </w:pPr>
       <w:r>
         <w:t xml:space="preserve">Nielsen, J. (2024).</w:t>
@@ -510,8 +608,7 @@
     <w:p>
       <w:pPr>
         <w:pStyle w:val="BodyText"/>
-        <w:spacing w:line="480" w:lineRule="auto" w:after="0"/>
-        <w:ind w:firstLine="720"/>
+        <w:spacing w:line="396" w:lineRule="auto" w:after="100"/>
       </w:pPr>
       <w:r>
         <w:t xml:space="preserve">OWASP Foundation. (2023).</w:t>
@@ -533,8 +630,7 @@
     <w:p>
       <w:pPr>
         <w:pStyle w:val="BodyText"/>
-        <w:spacing w:line="480" w:lineRule="auto" w:after="0"/>
-        <w:ind w:firstLine="720"/>
+        <w:spacing w:line="396" w:lineRule="auto" w:after="100"/>
       </w:pPr>
       <w:r>
         <w:t xml:space="preserve">Postman. (s. f.).</w:t>
@@ -556,8 +652,7 @@
     <w:p>
       <w:pPr>
         <w:pStyle w:val="BodyText"/>
-        <w:spacing w:line="480" w:lineRule="auto" w:after="0"/>
-        <w:ind w:firstLine="720"/>
+        <w:spacing w:line="396" w:lineRule="auto" w:after="80"/>
       </w:pPr>
       <w:r>
         <w:t xml:space="preserve">Prasetyo, Y. T., Tanto, H., Mariyanto, M., Hanjaya, C., Young, M. N., Persada, S. F., Miraja, B. A., &amp; Redi, A. A. N. P. (2021). Factors affecting customer satisfaction and loyalty in online food delivery service during the COVID-19 pandemic: Its relation with open innovation.</w:t>
@@ -579,8 +674,7 @@
     <w:p>
       <w:pPr>
         <w:pStyle w:val="BodyText"/>
-        <w:spacing w:line="480" w:lineRule="auto" w:after="0"/>
-        <w:ind w:firstLine="720"/>
+        <w:spacing w:line="396" w:lineRule="auto" w:after="100"/>
       </w:pPr>
       <w:r>
         <w:t xml:space="preserve">Project Management Institute. (2021).</w:t>
@@ -605,8 +699,7 @@
     <w:p>
       <w:pPr>
         <w:pStyle w:val="BodyText"/>
-        <w:spacing w:line="480" w:lineRule="auto" w:after="0"/>
-        <w:ind w:firstLine="720"/>
+        <w:spacing w:line="396" w:lineRule="auto" w:after="80"/>
       </w:pPr>
       <w:r>
         <w:t xml:space="preserve">Shankar, A., Jebarajakirthy, C., Nayal, P., Maseeh, H. I., Kumar, A., &amp; Sivapalan, A. (2022). Online food delivery: A systematic synthesis of literature and a framework development.</w:t>
@@ -628,8 +721,7 @@
     <w:p>
       <w:pPr>
         <w:pStyle w:val="BodyText"/>
-        <w:spacing w:line="480" w:lineRule="auto" w:after="0"/>
-        <w:ind w:firstLine="720"/>
+        <w:spacing w:line="396" w:lineRule="auto" w:after="80"/>
       </w:pPr>
       <w:r>
         <w:t xml:space="preserve">Shroff, A., Shah, B. J., &amp; Gajjar, H. (2022). Online food delivery research: A systematic literature review.</w:t>
@@ -651,8 +743,7 @@
     <w:p>
       <w:pPr>
         <w:pStyle w:val="BodyText"/>
-        <w:spacing w:line="480" w:lineRule="auto" w:after="0"/>
-        <w:ind w:firstLine="720"/>
+        <w:spacing w:line="396" w:lineRule="auto" w:after="80"/>
       </w:pPr>
       <w:r>
         <w:t xml:space="preserve">Taibi, D., Lenarduzzi, V., &amp; Pahl, C. (2018). Architectural patterns for microservices: A systematic mapping study. In</w:t>
@@ -677,8 +768,7 @@
     <w:p>
       <w:pPr>
         <w:pStyle w:val="BodyText"/>
-        <w:spacing w:line="480" w:lineRule="auto" w:after="0"/>
-        <w:ind w:firstLine="720"/>
+        <w:spacing w:line="396" w:lineRule="auto" w:after="80"/>
       </w:pPr>
       <w:r>
         <w:t xml:space="preserve">Temoshok, D., Choong, Y.-Y., Regenscheid, A., Galluzzo, R., Fenton, J., Richer, J., &amp; Lefkovitz, N. (2025).</w:t>
@@ -703,8 +793,7 @@
     <w:p>
       <w:pPr>
         <w:pStyle w:val="BodyText"/>
-        <w:spacing w:line="480" w:lineRule="auto" w:after="0"/>
-        <w:ind w:firstLine="720"/>
+        <w:spacing w:line="396" w:lineRule="auto" w:after="100"/>
       </w:pPr>
       <w:r>
         <w:t xml:space="preserve">Venkatesh, V., Morris, M. G., Davis, G. B., &amp; Davis, F. D. (2003). User acceptance of information technology: Toward a unified view.</w:t>
@@ -726,8 +815,7 @@
     <w:p>
       <w:pPr>
         <w:pStyle w:val="BodyText"/>
-        <w:spacing w:line="480" w:lineRule="auto" w:after="0"/>
-        <w:ind w:firstLine="720"/>
+        <w:spacing w:line="396" w:lineRule="auto" w:after="100"/>
       </w:pPr>
       <w:r>
         <w:t xml:space="preserve">Wompi. (s. f.).</w:t>
@@ -749,8 +837,7 @@
     <w:p>
       <w:pPr>
         <w:pStyle w:val="BodyText"/>
-        <w:spacing w:line="480" w:lineRule="auto" w:after="0"/>
-        <w:ind w:firstLine="720"/>
+        <w:spacing w:line="396" w:lineRule="auto" w:after="100"/>
       </w:pPr>
       <w:r>
         <w:t xml:space="preserve">Yin, R. K. (2018).</w:t>
@@ -777,30 +864,131 @@
       <w:pPr>
         <w:pStyle w:val="Heading2"/>
         <w:keepNext/>
-        <w:ind w:firstLine="0"/>
-      </w:pPr>
-      <w:r>
-        <w:rPr>
-          <w:color w:val="000000"/>
-        </w:rPr>
+        <w:spacing w:line="264" w:lineRule="auto"/>
+      </w:pPr>
+      <w:r>
         <w:t xml:space="preserve">Nota sobre alcance</w:t>
       </w:r>
     </w:p>
     <w:p>
       <w:pPr>
         <w:pStyle w:val="FirstParagraph"/>
-        <w:spacing w:line="480" w:lineRule="auto" w:after="0"/>
-        <w:ind w:firstLine="720"/>
+        <w:spacing w:line="396" w:lineRule="auto" w:after="100"/>
       </w:pPr>
       <w:r>
         <w:t xml:space="preserve">Las referencias proporcionan sustento teórico/metodológico y normativo; sus hallazgos no son métricas generadas por SaborExpress. La revisión bibliográfica es dirigida, no una revisión sistemática PRISMA.</w:t>
       </w:r>
     </w:p>
     <w:bookmarkEnd w:id="20"/>
+    <w:bookmarkStart w:id="21" w:name="criterios-de-calidad-de-las-fuentes"/>
+    <w:p>
+      <w:pPr>
+        <w:pStyle w:val="Heading2"/>
+        <w:keepNext/>
+        <w:spacing w:line="264" w:lineRule="auto"/>
+      </w:pPr>
+      <w:r>
+        <w:t xml:space="preserve">Criterios de calidad de las fuentes</w:t>
+      </w:r>
+    </w:p>
+    <w:p>
+      <w:pPr>
+        <w:pStyle w:val="FirstParagraph"/>
+        <w:spacing w:line="396" w:lineRule="auto" w:after="100"/>
+      </w:pPr>
+      <w:r>
+        <w:rPr>
+          <w:b/>
+          <w:bCs/>
+        </w:rPr>
+        <w:t xml:space="preserve">Literatura académica:</w:t>
+      </w:r>
+      <w:r>
+        <w:t xml:space="preserve"> </w:t>
+      </w:r>
+      <w:r>
+        <w:t xml:space="preserve">utilizar DOI y metadatos de revista verificables y evitar citas inventadas.</w:t>
+      </w:r>
+      <w:r>
+        <w:t xml:space="preserve"> </w:t>
+      </w:r>
+      <w:r>
+        <w:rPr>
+          <w:b/>
+          <w:bCs/>
+        </w:rPr>
+        <w:t xml:space="preserve">Normas técnicas:</w:t>
+      </w:r>
+      <w:r>
+        <w:t xml:space="preserve"> </w:t>
+      </w:r>
+      <w:r>
+        <w:t xml:space="preserve">citar la versión y fecha exacta, por ejemplo ISO/IEC/IEEE 29148:2018 e ISO/IEC 25010:2023.</w:t>
+      </w:r>
+      <w:r>
+        <w:t xml:space="preserve"> </w:t>
+      </w:r>
+      <w:r>
+        <w:rPr>
+          <w:b/>
+          <w:bCs/>
+        </w:rPr>
+        <w:t xml:space="preserve">Fuentes primarias:</w:t>
+      </w:r>
+      <w:r>
+        <w:t xml:space="preserve"> </w:t>
+      </w:r>
+      <w:r>
+        <w:t xml:space="preserve">los repositorios SaborExpress son materiales de estudio, no evidencia de uso productivo.</w:t>
+      </w:r>
+      <w:r>
+        <w:t xml:space="preserve"> </w:t>
+      </w:r>
+      <w:r>
+        <w:rPr>
+          <w:b/>
+          <w:bCs/>
+        </w:rPr>
+        <w:t xml:space="preserve">Metadatos pendientes:</w:t>
+      </w:r>
+      <w:r>
+        <w:t xml:space="preserve"> </w:t>
+      </w:r>
+      <w:r>
+        <w:t xml:space="preserve">donde no se conozcan todos los autores, se indica por revisar y se evita presentarlo como una ficha APA definitivamente validada.</w:t>
+      </w:r>
+      <w:r>
+        <w:t xml:space="preserve"> </w:t>
+      </w:r>
+      <w:r>
+        <w:rPr>
+          <w:b/>
+          <w:bCs/>
+        </w:rPr>
+        <w:t xml:space="preserve">APA 7:</w:t>
+      </w:r>
+      <w:r>
+        <w:t xml:space="preserve"> </w:t>
+      </w:r>
+      <w:r>
+        <w:t xml:space="preserve">cada cita textual o parafraseada debe corresponder a una entrada bibliográfica con URL persistente, DOI cuando exista y sangría francesa.</w:t>
+      </w:r>
+    </w:p>
+    <w:p>
+      <w:pPr>
+        <w:pStyle w:val="BodyText"/>
+        <w:spacing w:line="396" w:lineRule="auto" w:after="80"/>
+      </w:pPr>
+      <w:r>
+        <w:t xml:space="preserve">Normas de consulta contrastadas: https://owl.purdue.edu/owl/owl_en_espanol/estilo_APA_7/formato_general.html ; https://www.iso.org/standard/72089.html ; https://www.iso.org/standard/78176.html ; https://api-security.owasp.org/editions/2023/en/0x00-header/ .</w:t>
+      </w:r>
+    </w:p>
     <w:bookmarkEnd w:id="21"/>
+    <w:bookmarkEnd w:id="22"/>
     <w:sectPr>
-      <w:headerReference r:id="rId9" w:type="default"/>
-      <w:pgMar w:bottom="1440" w:left="1440" w:right="1440" w:top="1440"/>
+      <w:footerReference w:type="default" r:id="rId10"/>
+      <w:pgSz w:h="15840" w:w="12240"/>
+      <w:pgMar w:bottom="1440" w:left="1440" w:right="1440" w:top="1440" w:header="691" w:footer="720"/>
     </w:sectPr>
   </w:body>
 </w:document>
@@ -810,6 +998,24 @@
 <w:comments xmlns:w="http://schemas.openxmlformats.org/wordprocessingml/2006/main" xmlns:m="http://schemas.openxmlformats.org/officeDocument/2006/math" xmlns:r="http://schemas.openxmlformats.org/officeDocument/2006/relationships" xmlns:o="urn:schemas-microsoft-com:office:office" xmlns:v="urn:schemas-microsoft-com:vml" xmlns:w10="urn:schemas-microsoft-com:office:word" xmlns:a="http://schemas.openxmlformats.org/drawingml/2006/main" xmlns:pic="http://schemas.openxmlformats.org/drawingml/2006/picture" xmlns:wp="http://schemas.openxmlformats.org/drawingml/2006/wordprocessingDrawing"/>
 </file>
 
+<file path=word/footer1.xml><?xml version="1.0" encoding="utf-8"?>
+<w:ftr xmlns:m="http://schemas.openxmlformats.org/officeDocument/2006/math" xmlns:mc="http://schemas.openxmlformats.org/markup-compatibility/2006" xmlns:mo="http://schemas.microsoft.com/office/mac/office/2008/main" xmlns:mv="urn:schemas-microsoft-com:mac:vml" xmlns:o="urn:schemas-microsoft-com:office:office" xmlns:r="http://schemas.openxmlformats.org/officeDocument/2006/relationships" xmlns:v="urn:schemas-microsoft-com:vml" xmlns:w10="urn:schemas-microsoft-com:office:word" xmlns:w14="http://schemas.microsoft.com/office/word/2010/wordml" xmlns:w="http://schemas.openxmlformats.org/wordprocessingml/2006/main" xmlns:wne="http://schemas.microsoft.com/office/word/2006/wordml" xmlns:wp14="http://schemas.microsoft.com/office/word/2010/wordprocessingDrawing" xmlns:wp="http://schemas.openxmlformats.org/drawingml/2006/wordprocessingDrawing" xmlns:wpc="http://schemas.microsoft.com/office/word/2010/wordprocessingCanvas" xmlns:wpg="http://schemas.microsoft.com/office/word/2010/wordprocessingGroup" xmlns:wpi="http://schemas.microsoft.com/office/word/2010/wordprocessingInk" xmlns:wps="http://schemas.microsoft.com/office/word/2010/wordprocessingShape" mc:Ignorable="w14 wp14">
+  <w:p>
+    <w:pPr>
+      <w:pStyle w:val="Footer"/>
+      <w:jc w:val="right"/>
+    </w:pPr>
+    <w:r>
+      <w:rPr>
+        <w:sz w:val="16"/>
+      </w:rPr>
+      <w:t xml:space="preserve">SaborExpress | Yerson Stiven Cuellar Rubiano | Ficha 3145555 | Página </w:t>
+    </w:r>
+    <w:fldSimple w:instr="PAGE"/>
+  </w:p>
+</w:ftr>
+</file>
+
 <file path=word/footnotes.xml><?xml version="1.0" encoding="utf-8"?>
 <w:footnotes xmlns:w="http://schemas.openxmlformats.org/wordprocessingml/2006/main" xmlns:m="http://schemas.openxmlformats.org/officeDocument/2006/math" xmlns:r="http://schemas.openxmlformats.org/officeDocument/2006/relationships" xmlns:o="urn:schemas-microsoft-com:office:office" xmlns:v="urn:schemas-microsoft-com:vml" xmlns:w10="urn:schemas-microsoft-com:office:word" xmlns:a="http://schemas.openxmlformats.org/drawingml/2006/main" xmlns:pic="http://schemas.openxmlformats.org/drawingml/2006/picture" xmlns:wp="http://schemas.openxmlformats.org/drawingml/2006/wordprocessingDrawing">
   <w:footnote w:type="continuationSeparator" w:id="0">
@@ -827,18 +1033,6 @@
     </w:p>
   </w:footnote>
 </w:footnotes>
-</file>
-
-<file path=word/header1.xml><?xml version="1.0" encoding="utf-8"?>
-<w:hdr xmlns:m="http://schemas.openxmlformats.org/officeDocument/2006/math" xmlns:mc="http://schemas.openxmlformats.org/markup-compatibility/2006" xmlns:mo="http://schemas.microsoft.com/office/mac/office/2008/main" xmlns:mv="urn:schemas-microsoft-com:mac:vml" xmlns:o="urn:schemas-microsoft-com:office:office" xmlns:r="http://schemas.openxmlformats.org/officeDocument/2006/relationships" xmlns:v="urn:schemas-microsoft-com:vml" xmlns:w10="urn:schemas-microsoft-com:office:word" xmlns:w14="http://schemas.microsoft.com/office/word/2010/wordml" xmlns:w="http://schemas.openxmlformats.org/wordprocessingml/2006/main" xmlns:wne="http://schemas.microsoft.com/office/word/2006/wordml" xmlns:wp14="http://schemas.microsoft.com/office/word/2010/wordprocessingDrawing" xmlns:wp="http://schemas.openxmlformats.org/drawingml/2006/wordprocessingDrawing" xmlns:wpc="http://schemas.microsoft.com/office/word/2010/wordprocessingCanvas" xmlns:wpg="http://schemas.microsoft.com/office/word/2010/wordprocessingGroup" xmlns:wpi="http://schemas.microsoft.com/office/word/2010/wordprocessingInk" xmlns:wps="http://schemas.microsoft.com/office/word/2010/wordprocessingShape" mc:Ignorable="w14 wp14">
-  <w:p>
-    <w:pPr>
-      <w:pStyle w:val="Header"/>
-      <w:jc w:val="right"/>
-    </w:pPr>
-    <w:fldSimple w:instr="PAGE"/>
-  </w:p>
-</w:hdr>
 </file>
 
 <file path=word/numbering.xml><?xml version="1.0" encoding="utf-8"?>
@@ -947,12 +1141,11 @@
     <w:name w:val="Normal"/>
     <w:qFormat/>
     <w:pPr>
-      <w:spacing w:after="0" w:line="480" w:lineRule="auto"/>
-      <w:ind w:firstLine="720"/>
+      <w:spacing w:after="60" w:line="360" w:lineRule="auto"/>
     </w:pPr>
     <w:rPr>
       <w:rFonts w:ascii="Times New Roman" w:hAnsi="Times New Roman"/>
-      <w:color w:val="000000"/>
+      <w:color w:val="191E28"/>
       <w:sz w:val="24"/>
     </w:rPr>
   </w:style>
@@ -962,27 +1155,35 @@
     <w:link w:val="BodyTextChar"/>
     <w:qFormat/>
     <w:pPr>
-      <w:spacing w:after="180" w:before="180"/>
-    </w:pPr>
+      <w:spacing w:after="60" w:before="180" w:line="360" w:lineRule="auto"/>
+    </w:pPr>
+    <w:rPr>
+      <w:rFonts w:ascii="Times New Roman" w:hAnsi="Times New Roman"/>
+      <w:color w:val="191E28"/>
+      <w:sz w:val="24"/>
+    </w:rPr>
   </w:style>
   <w:style w:customStyle="1" w:styleId="FirstParagraph" w:type="paragraph">
     <w:name w:val="First Paragraph"/>
     <w:basedOn w:val="BodyText"/>
     <w:next w:val="BodyText"/>
     <w:qFormat/>
+    <w:pPr>
+      <w:spacing w:after="60" w:line="360" w:lineRule="auto"/>
+    </w:pPr>
+    <w:rPr>
+      <w:rFonts w:ascii="Times New Roman" w:hAnsi="Times New Roman"/>
+      <w:color w:val="191E28"/>
+      <w:sz w:val="24"/>
+    </w:rPr>
   </w:style>
   <w:style w:customStyle="1" w:styleId="Compact" w:type="paragraph">
     <w:name w:val="Compact"/>
     <w:basedOn w:val="BodyText"/>
     <w:qFormat/>
     <w:pPr>
-      <w:spacing w:after="0" w:before="36" w:line="240" w:lineRule="auto"/>
-      <w:ind w:firstLine="0"/>
-    </w:pPr>
-    <w:rPr>
-      <w:rFonts w:ascii="Times New Roman" w:hAnsi="Times New Roman"/>
-      <w:sz w:val="20"/>
-    </w:rPr>
+      <w:spacing w:after="36" w:before="36"/>
+    </w:pPr>
   </w:style>
   <w:style w:styleId="Title" w:type="paragraph">
     <w:name w:val="Title"/>
@@ -992,16 +1193,15 @@
     <w:pPr>
       <w:keepNext/>
       <w:keepLines/>
-      <w:spacing w:after="40" w:before="120" w:line="480" w:lineRule="auto"/>
-      <w:ind w:firstLine="0"/>
+      <w:spacing w:after="240" w:before="480"/>
       <w:jc w:val="center"/>
     </w:pPr>
     <w:rPr>
-      <w:rFonts w:ascii="Times New Roman" w:asciiTheme="majorHAnsi" w:cstheme="majorBidi" w:eastAsiaTheme="majorEastAsia" w:hAnsi="Times New Roman" w:hAnsiTheme="majorHAnsi"/>
+      <w:rFonts w:asciiTheme="majorHAnsi" w:cstheme="majorBidi" w:eastAsiaTheme="majorEastAsia" w:hAnsiTheme="majorHAnsi"/>
       <w:b/>
       <w:bCs/>
-      <w:color w:val="000000"/>
-      <w:sz w:val="24"/>
+      <w:color w:themeColor="accent1" w:themeShade="B5" w:val="345A8A"/>
+      <w:sz w:val="36"/>
       <w:szCs w:val="36"/>
     </w:rPr>
   </w:style>
@@ -1098,7 +1298,7 @@
       <w:rFonts w:asciiTheme="majorHAnsi" w:cstheme="majorBidi" w:eastAsiaTheme="majorEastAsia" w:hAnsiTheme="majorHAnsi"/>
       <w:b/>
       <w:bCs/>
-      <w:color w:val="000000"/>
+      <w:color w:themeColor="accent1" w:val="4F81BD"/>
       <w:sz w:val="32"/>
       <w:szCs w:val="32"/>
     </w:rPr>
@@ -1120,7 +1320,7 @@
       <w:rFonts w:asciiTheme="majorHAnsi" w:cstheme="majorBidi" w:eastAsiaTheme="majorEastAsia" w:hAnsiTheme="majorHAnsi"/>
       <w:b/>
       <w:bCs/>
-      <w:color w:val="000000"/>
+      <w:color w:themeColor="accent1" w:val="4F81BD"/>
       <w:sz w:val="28"/>
       <w:szCs w:val="28"/>
     </w:rPr>
@@ -1315,7 +1515,7 @@
     <w:qFormat/>
     <w:rPr>
       <w:rFonts w:ascii="Times New Roman" w:hAnsi="Times New Roman"/>
-      <w:sz w:val="18"/>
+      <w:sz w:val="20"/>
     </w:rPr>
     <w:tblPr>
       <w:tblInd w:type="dxa" w:w="0"/>
